--- a/lab3/LAB 3.docx
+++ b/lab3/LAB 3.docx
@@ -44,6 +44,51 @@
                     <a:xfrm>
                       <a:off x="0" y="0"/>
                       <a:ext cx="5943600" cy="2593975"/>
+                    </a:xfrm>
+                    <a:prstGeom prst="rect">
+                      <a:avLst/>
+                    </a:prstGeom>
+                  </pic:spPr>
+                </pic:pic>
+              </a:graphicData>
+            </a:graphic>
+          </wp:inline>
+        </w:drawing>
+      </w:r>
+    </w:p>
+    <w:p>
+      <w:r>
+        <w:t xml:space="preserve">Step 1 </w:t>
+      </w:r>
+      <w:r>
+        <w:br/>
+      </w:r>
+      <w:r>
+        <w:drawing>
+          <wp:inline distT="0" distB="0" distL="0" distR="0" wp14:anchorId="2DFC44AD" wp14:editId="472D5499">
+            <wp:extent cx="5943600" cy="2425065"/>
+            <wp:effectExtent l="0" t="0" r="0" b="0"/>
+            <wp:docPr id="1781584305" name="Picture 1"/>
+            <wp:cNvGraphicFramePr>
+              <a:graphicFrameLocks xmlns:a="http://schemas.openxmlformats.org/drawingml/2006/main" noChangeAspect="1"/>
+            </wp:cNvGraphicFramePr>
+            <a:graphic xmlns:a="http://schemas.openxmlformats.org/drawingml/2006/main">
+              <a:graphicData uri="http://schemas.openxmlformats.org/drawingml/2006/picture">
+                <pic:pic xmlns:pic="http://schemas.openxmlformats.org/drawingml/2006/picture">
+                  <pic:nvPicPr>
+                    <pic:cNvPr id="1781584305" name=""/>
+                    <pic:cNvPicPr/>
+                  </pic:nvPicPr>
+                  <pic:blipFill>
+                    <a:blip r:embed="rId5"/>
+                    <a:stretch>
+                      <a:fillRect/>
+                    </a:stretch>
+                  </pic:blipFill>
+                  <pic:spPr>
+                    <a:xfrm>
+                      <a:off x="0" y="0"/>
+                      <a:ext cx="5943600" cy="2425065"/>
                     </a:xfrm>
                     <a:prstGeom prst="rect">
                       <a:avLst/>

--- a/lab3/LAB 3.docx
+++ b/lab3/LAB 3.docx
@@ -10,6 +10,9 @@
     <w:p>
       <w:r>
         <w:t>MUHAMMAD UMAIS FAROOQ</w:t>
+      </w:r>
+      <w:r>
+        <w:t xml:space="preserve"> 04072313025</w:t>
       </w:r>
     </w:p>
     <w:p>
@@ -101,6 +104,151 @@
         </w:drawing>
       </w:r>
     </w:p>
+    <w:p/>
+    <w:p/>
+    <w:p/>
+    <w:p/>
+    <w:p/>
+    <w:p/>
+    <w:p>
+      <w:r>
+        <w:lastRenderedPageBreak/>
+        <w:t>Step 2</w:t>
+      </w:r>
+    </w:p>
+    <w:p>
+      <w:r>
+        <w:t>2.1 Error for this</w:t>
+      </w:r>
+    </w:p>
+    <w:p>
+      <w:r>
+        <w:t xml:space="preserve"> </w:t>
+      </w:r>
+      <w:proofErr w:type="spellStart"/>
+      <w:proofErr w:type="gramStart"/>
+      <w:r>
+        <w:t>MenuItem</w:t>
+      </w:r>
+      <w:proofErr w:type="spellEnd"/>
+      <w:r>
+        <w:t>(</w:t>
+      </w:r>
+      <w:proofErr w:type="gramEnd"/>
+      <w:r>
+        <w:t xml:space="preserve">String name, int price) </w:t>
+      </w:r>
+      <w:proofErr w:type="gramStart"/>
+      <w:r>
+        <w:t>{ this.name</w:t>
+      </w:r>
+      <w:proofErr w:type="gramEnd"/>
+      <w:r>
+        <w:t xml:space="preserve"> = name; </w:t>
+      </w:r>
+      <w:proofErr w:type="spellStart"/>
+      <w:proofErr w:type="gramStart"/>
+      <w:r>
+        <w:t>this.price</w:t>
+      </w:r>
+      <w:proofErr w:type="spellEnd"/>
+      <w:proofErr w:type="gramEnd"/>
+      <w:r>
+        <w:t xml:space="preserve"> =</w:t>
+      </w:r>
+    </w:p>
+    <w:p>
+      <w:r>
+        <w:t>price</w:t>
+      </w:r>
+      <w:proofErr w:type="gramStart"/>
+      <w:r>
+        <w:t>; }</w:t>
+      </w:r>
+      <w:proofErr w:type="gramEnd"/>
+      <w:r>
+        <w:drawing>
+          <wp:inline distT="0" distB="0" distL="0" distR="0" wp14:anchorId="4665B6E2" wp14:editId="5D00204E">
+            <wp:extent cx="5943600" cy="1081405"/>
+            <wp:effectExtent l="0" t="0" r="0" b="4445"/>
+            <wp:docPr id="1794436315" name="Picture 1"/>
+            <wp:cNvGraphicFramePr>
+              <a:graphicFrameLocks xmlns:a="http://schemas.openxmlformats.org/drawingml/2006/main" noChangeAspect="1"/>
+            </wp:cNvGraphicFramePr>
+            <a:graphic xmlns:a="http://schemas.openxmlformats.org/drawingml/2006/main">
+              <a:graphicData uri="http://schemas.openxmlformats.org/drawingml/2006/picture">
+                <pic:pic xmlns:pic="http://schemas.openxmlformats.org/drawingml/2006/picture">
+                  <pic:nvPicPr>
+                    <pic:cNvPr id="1794436315" name=""/>
+                    <pic:cNvPicPr/>
+                  </pic:nvPicPr>
+                  <pic:blipFill>
+                    <a:blip r:embed="rId6"/>
+                    <a:stretch>
+                      <a:fillRect/>
+                    </a:stretch>
+                  </pic:blipFill>
+                  <pic:spPr>
+                    <a:xfrm>
+                      <a:off x="0" y="0"/>
+                      <a:ext cx="5943600" cy="1081405"/>
+                    </a:xfrm>
+                    <a:prstGeom prst="rect">
+                      <a:avLst/>
+                    </a:prstGeom>
+                  </pic:spPr>
+                </pic:pic>
+              </a:graphicData>
+            </a:graphic>
+          </wp:inline>
+        </w:drawing>
+      </w:r>
+    </w:p>
+    <w:p>
+      <w:r>
+        <w:t>Step 2 final output</w:t>
+      </w:r>
+    </w:p>
+    <w:p>
+      <w:r>
+        <w:drawing>
+          <wp:inline distT="0" distB="0" distL="0" distR="0" wp14:anchorId="431AF1B6" wp14:editId="7BB7AF0D">
+            <wp:extent cx="5494496" cy="1653683"/>
+            <wp:effectExtent l="0" t="0" r="0" b="3810"/>
+            <wp:docPr id="2049305614" name="Picture 1"/>
+            <wp:cNvGraphicFramePr>
+              <a:graphicFrameLocks xmlns:a="http://schemas.openxmlformats.org/drawingml/2006/main" noChangeAspect="1"/>
+            </wp:cNvGraphicFramePr>
+            <a:graphic xmlns:a="http://schemas.openxmlformats.org/drawingml/2006/main">
+              <a:graphicData uri="http://schemas.openxmlformats.org/drawingml/2006/picture">
+                <pic:pic xmlns:pic="http://schemas.openxmlformats.org/drawingml/2006/picture">
+                  <pic:nvPicPr>
+                    <pic:cNvPr id="2049305614" name=""/>
+                    <pic:cNvPicPr/>
+                  </pic:nvPicPr>
+                  <pic:blipFill>
+                    <a:blip r:embed="rId7"/>
+                    <a:stretch>
+                      <a:fillRect/>
+                    </a:stretch>
+                  </pic:blipFill>
+                  <pic:spPr>
+                    <a:xfrm>
+                      <a:off x="0" y="0"/>
+                      <a:ext cx="5494496" cy="1653683"/>
+                    </a:xfrm>
+                    <a:prstGeom prst="rect">
+                      <a:avLst/>
+                    </a:prstGeom>
+                  </pic:spPr>
+                </pic:pic>
+              </a:graphicData>
+            </a:graphic>
+          </wp:inline>
+        </w:drawing>
+      </w:r>
+    </w:p>
+    <w:p/>
     <w:sectPr>
       <w:pgSz w:w="12240" w:h="15840"/>
       <w:pgMar w:top="1440" w:right="1440" w:bottom="1440" w:left="1440" w:header="720" w:footer="720" w:gutter="0"/>

--- a/lab3/LAB 3.docx
+++ b/lab3/LAB 3.docx
@@ -248,6 +248,51 @@
         </w:drawing>
       </w:r>
     </w:p>
+    <w:p>
+      <w:r>
+        <w:t>Step 3</w:t>
+      </w:r>
+    </w:p>
+    <w:p>
+      <w:r>
+        <w:drawing>
+          <wp:inline distT="0" distB="0" distL="0" distR="0" wp14:anchorId="208307C9" wp14:editId="7EDA3248">
+            <wp:extent cx="5943600" cy="2058670"/>
+            <wp:effectExtent l="0" t="0" r="0" b="0"/>
+            <wp:docPr id="787468567" name="Picture 1"/>
+            <wp:cNvGraphicFramePr>
+              <a:graphicFrameLocks xmlns:a="http://schemas.openxmlformats.org/drawingml/2006/main" noChangeAspect="1"/>
+            </wp:cNvGraphicFramePr>
+            <a:graphic xmlns:a="http://schemas.openxmlformats.org/drawingml/2006/main">
+              <a:graphicData uri="http://schemas.openxmlformats.org/drawingml/2006/picture">
+                <pic:pic xmlns:pic="http://schemas.openxmlformats.org/drawingml/2006/picture">
+                  <pic:nvPicPr>
+                    <pic:cNvPr id="787468567" name=""/>
+                    <pic:cNvPicPr/>
+                  </pic:nvPicPr>
+                  <pic:blipFill>
+                    <a:blip r:embed="rId8"/>
+                    <a:stretch>
+                      <a:fillRect/>
+                    </a:stretch>
+                  </pic:blipFill>
+                  <pic:spPr>
+                    <a:xfrm>
+                      <a:off x="0" y="0"/>
+                      <a:ext cx="5943600" cy="2058670"/>
+                    </a:xfrm>
+                    <a:prstGeom prst="rect">
+                      <a:avLst/>
+                    </a:prstGeom>
+                  </pic:spPr>
+                </pic:pic>
+              </a:graphicData>
+            </a:graphic>
+          </wp:inline>
+        </w:drawing>
+      </w:r>
+    </w:p>
+    <w:p/>
     <w:p/>
     <w:sectPr>
       <w:pgSz w:w="12240" w:h="15840"/>

--- a/lab3/LAB 3.docx
+++ b/lab3/LAB 3.docx
@@ -293,6 +293,54 @@
       </w:r>
     </w:p>
     <w:p/>
+    <w:p/>
+    <w:p/>
+    <w:p/>
+    <w:p>
+      <w:r>
+        <w:lastRenderedPageBreak/>
+        <w:t>Step 4</w:t>
+      </w:r>
+    </w:p>
+    <w:p>
+      <w:r>
+        <w:drawing>
+          <wp:inline distT="0" distB="0" distL="0" distR="0" wp14:anchorId="4E70D2D3" wp14:editId="5954D213">
+            <wp:extent cx="5258256" cy="1310754"/>
+            <wp:effectExtent l="0" t="0" r="0" b="3810"/>
+            <wp:docPr id="418354298" name="Picture 1"/>
+            <wp:cNvGraphicFramePr>
+              <a:graphicFrameLocks xmlns:a="http://schemas.openxmlformats.org/drawingml/2006/main" noChangeAspect="1"/>
+            </wp:cNvGraphicFramePr>
+            <a:graphic xmlns:a="http://schemas.openxmlformats.org/drawingml/2006/main">
+              <a:graphicData uri="http://schemas.openxmlformats.org/drawingml/2006/picture">
+                <pic:pic xmlns:pic="http://schemas.openxmlformats.org/drawingml/2006/picture">
+                  <pic:nvPicPr>
+                    <pic:cNvPr id="418354298" name=""/>
+                    <pic:cNvPicPr/>
+                  </pic:nvPicPr>
+                  <pic:blipFill>
+                    <a:blip r:embed="rId9"/>
+                    <a:stretch>
+                      <a:fillRect/>
+                    </a:stretch>
+                  </pic:blipFill>
+                  <pic:spPr>
+                    <a:xfrm>
+                      <a:off x="0" y="0"/>
+                      <a:ext cx="5258256" cy="1310754"/>
+                    </a:xfrm>
+                    <a:prstGeom prst="rect">
+                      <a:avLst/>
+                    </a:prstGeom>
+                  </pic:spPr>
+                </pic:pic>
+              </a:graphicData>
+            </a:graphic>
+          </wp:inline>
+        </w:drawing>
+      </w:r>
+    </w:p>
     <w:p/>
     <w:sectPr>
       <w:pgSz w:w="12240" w:h="15840"/>

--- a/lab3/LAB 3.docx
+++ b/lab3/LAB 3.docx
@@ -339,6 +339,55 @@
             </a:graphic>
           </wp:inline>
         </w:drawing>
+      </w:r>
+    </w:p>
+    <w:p>
+      <w:r>
+        <w:t xml:space="preserve">Step 5 </w:t>
+      </w:r>
+    </w:p>
+    <w:p>
+      <w:r>
+        <w:drawing>
+          <wp:inline distT="0" distB="0" distL="0" distR="0" wp14:anchorId="6C1203F0" wp14:editId="0A2E064D">
+            <wp:extent cx="5380186" cy="1699407"/>
+            <wp:effectExtent l="0" t="0" r="0" b="0"/>
+            <wp:docPr id="1614640300" name="Picture 1"/>
+            <wp:cNvGraphicFramePr>
+              <a:graphicFrameLocks xmlns:a="http://schemas.openxmlformats.org/drawingml/2006/main" noChangeAspect="1"/>
+            </wp:cNvGraphicFramePr>
+            <a:graphic xmlns:a="http://schemas.openxmlformats.org/drawingml/2006/main">
+              <a:graphicData uri="http://schemas.openxmlformats.org/drawingml/2006/picture">
+                <pic:pic xmlns:pic="http://schemas.openxmlformats.org/drawingml/2006/picture">
+                  <pic:nvPicPr>
+                    <pic:cNvPr id="1614640300" name=""/>
+                    <pic:cNvPicPr/>
+                  </pic:nvPicPr>
+                  <pic:blipFill>
+                    <a:blip r:embed="rId10"/>
+                    <a:stretch>
+                      <a:fillRect/>
+                    </a:stretch>
+                  </pic:blipFill>
+                  <pic:spPr>
+                    <a:xfrm>
+                      <a:off x="0" y="0"/>
+                      <a:ext cx="5380186" cy="1699407"/>
+                    </a:xfrm>
+                    <a:prstGeom prst="rect">
+                      <a:avLst/>
+                    </a:prstGeom>
+                  </pic:spPr>
+                </pic:pic>
+              </a:graphicData>
+            </a:graphic>
+          </wp:inline>
+        </w:drawing>
+      </w:r>
+    </w:p>
+    <w:p>
+      <w:r>
+        <w:t>Step 6</w:t>
       </w:r>
     </w:p>
     <w:p/>

--- a/lab3/LAB 3.docx
+++ b/lab3/LAB 3.docx
@@ -125,47 +125,14 @@
       <w:r>
         <w:t xml:space="preserve"> </w:t>
       </w:r>
-      <w:proofErr w:type="spellStart"/>
-      <w:proofErr w:type="gramStart"/>
-      <w:r>
-        <w:t>MenuItem</w:t>
-      </w:r>
-      <w:proofErr w:type="spellEnd"/>
-      <w:r>
-        <w:t>(</w:t>
-      </w:r>
-      <w:proofErr w:type="gramEnd"/>
-      <w:r>
-        <w:t xml:space="preserve">String name, int price) </w:t>
-      </w:r>
-      <w:proofErr w:type="gramStart"/>
-      <w:r>
-        <w:t>{ this.name</w:t>
-      </w:r>
-      <w:proofErr w:type="gramEnd"/>
-      <w:r>
-        <w:t xml:space="preserve"> = name; </w:t>
-      </w:r>
-      <w:proofErr w:type="spellStart"/>
-      <w:proofErr w:type="gramStart"/>
-      <w:r>
-        <w:t>this.price</w:t>
-      </w:r>
-      <w:proofErr w:type="spellEnd"/>
-      <w:proofErr w:type="gramEnd"/>
-      <w:r>
-        <w:t xml:space="preserve"> =</w:t>
-      </w:r>
-    </w:p>
-    <w:p>
-      <w:r>
-        <w:t>price</w:t>
-      </w:r>
-      <w:proofErr w:type="gramStart"/>
-      <w:r>
-        <w:t>; }</w:t>
-      </w:r>
-      <w:proofErr w:type="gramEnd"/>
+      <w:r>
+        <w:t>MenuItem(String name, int price) { this.name = name; this.price =</w:t>
+      </w:r>
+    </w:p>
+    <w:p>
+      <w:r>
+        <w:t>price; }</w:t>
+      </w:r>
       <w:r>
         <w:drawing>
           <wp:inline distT="0" distB="0" distL="0" distR="0" wp14:anchorId="4665B6E2" wp14:editId="5D00204E">
@@ -390,7 +357,45 @@
         <w:t>Step 6</w:t>
       </w:r>
     </w:p>
-    <w:p/>
+    <w:p>
+      <w:r>
+        <w:drawing>
+          <wp:inline distT="0" distB="0" distL="0" distR="0" wp14:anchorId="14F2AC13" wp14:editId="3CC01ABC">
+            <wp:extent cx="5883150" cy="1486029"/>
+            <wp:effectExtent l="0" t="0" r="3810" b="0"/>
+            <wp:docPr id="29374875" name="Picture 1"/>
+            <wp:cNvGraphicFramePr>
+              <a:graphicFrameLocks xmlns:a="http://schemas.openxmlformats.org/drawingml/2006/main" noChangeAspect="1"/>
+            </wp:cNvGraphicFramePr>
+            <a:graphic xmlns:a="http://schemas.openxmlformats.org/drawingml/2006/main">
+              <a:graphicData uri="http://schemas.openxmlformats.org/drawingml/2006/picture">
+                <pic:pic xmlns:pic="http://schemas.openxmlformats.org/drawingml/2006/picture">
+                  <pic:nvPicPr>
+                    <pic:cNvPr id="29374875" name=""/>
+                    <pic:cNvPicPr/>
+                  </pic:nvPicPr>
+                  <pic:blipFill>
+                    <a:blip r:embed="rId11"/>
+                    <a:stretch>
+                      <a:fillRect/>
+                    </a:stretch>
+                  </pic:blipFill>
+                  <pic:spPr>
+                    <a:xfrm>
+                      <a:off x="0" y="0"/>
+                      <a:ext cx="5883150" cy="1486029"/>
+                    </a:xfrm>
+                    <a:prstGeom prst="rect">
+                      <a:avLst/>
+                    </a:prstGeom>
+                  </pic:spPr>
+                </pic:pic>
+              </a:graphicData>
+            </a:graphic>
+          </wp:inline>
+        </w:drawing>
+      </w:r>
+    </w:p>
     <w:sectPr>
       <w:pgSz w:w="12240" w:h="15840"/>
       <w:pgMar w:top="1440" w:right="1440" w:bottom="1440" w:left="1440" w:header="720" w:footer="720" w:gutter="0"/>

--- a/lab3/LAB 3.docx
+++ b/lab3/LAB 3.docx
@@ -384,6 +384,50 @@
                     <a:xfrm>
                       <a:off x="0" y="0"/>
                       <a:ext cx="5883150" cy="1486029"/>
+                    </a:xfrm>
+                    <a:prstGeom prst="rect">
+                      <a:avLst/>
+                    </a:prstGeom>
+                  </pic:spPr>
+                </pic:pic>
+              </a:graphicData>
+            </a:graphic>
+          </wp:inline>
+        </w:drawing>
+      </w:r>
+    </w:p>
+    <w:p>
+      <w:r>
+        <w:t>Step 7</w:t>
+      </w:r>
+    </w:p>
+    <w:p>
+      <w:r>
+        <w:drawing>
+          <wp:inline distT="0" distB="0" distL="0" distR="0" wp14:anchorId="6EB0F70A" wp14:editId="16022CFA">
+            <wp:extent cx="5791702" cy="1546994"/>
+            <wp:effectExtent l="0" t="0" r="0" b="0"/>
+            <wp:docPr id="938400112" name="Picture 1"/>
+            <wp:cNvGraphicFramePr>
+              <a:graphicFrameLocks xmlns:a="http://schemas.openxmlformats.org/drawingml/2006/main" noChangeAspect="1"/>
+            </wp:cNvGraphicFramePr>
+            <a:graphic xmlns:a="http://schemas.openxmlformats.org/drawingml/2006/main">
+              <a:graphicData uri="http://schemas.openxmlformats.org/drawingml/2006/picture">
+                <pic:pic xmlns:pic="http://schemas.openxmlformats.org/drawingml/2006/picture">
+                  <pic:nvPicPr>
+                    <pic:cNvPr id="938400112" name=""/>
+                    <pic:cNvPicPr/>
+                  </pic:nvPicPr>
+                  <pic:blipFill>
+                    <a:blip r:embed="rId12"/>
+                    <a:stretch>
+                      <a:fillRect/>
+                    </a:stretch>
+                  </pic:blipFill>
+                  <pic:spPr>
+                    <a:xfrm>
+                      <a:off x="0" y="0"/>
+                      <a:ext cx="5791702" cy="1546994"/>
                     </a:xfrm>
                     <a:prstGeom prst="rect">
                       <a:avLst/>

--- a/lab3/LAB 3.docx
+++ b/lab3/LAB 3.docx
@@ -125,14 +125,47 @@
       <w:r>
         <w:t xml:space="preserve"> </w:t>
       </w:r>
-      <w:r>
-        <w:t>MenuItem(String name, int price) { this.name = name; this.price =</w:t>
-      </w:r>
-    </w:p>
-    <w:p>
-      <w:r>
-        <w:t>price; }</w:t>
-      </w:r>
+      <w:proofErr w:type="spellStart"/>
+      <w:proofErr w:type="gramStart"/>
+      <w:r>
+        <w:t>MenuItem</w:t>
+      </w:r>
+      <w:proofErr w:type="spellEnd"/>
+      <w:r>
+        <w:t>(</w:t>
+      </w:r>
+      <w:proofErr w:type="gramEnd"/>
+      <w:r>
+        <w:t xml:space="preserve">String name, int price) </w:t>
+      </w:r>
+      <w:proofErr w:type="gramStart"/>
+      <w:r>
+        <w:t>{ this.name</w:t>
+      </w:r>
+      <w:proofErr w:type="gramEnd"/>
+      <w:r>
+        <w:t xml:space="preserve"> = name; </w:t>
+      </w:r>
+      <w:proofErr w:type="spellStart"/>
+      <w:proofErr w:type="gramStart"/>
+      <w:r>
+        <w:t>this.price</w:t>
+      </w:r>
+      <w:proofErr w:type="spellEnd"/>
+      <w:proofErr w:type="gramEnd"/>
+      <w:r>
+        <w:t xml:space="preserve"> =</w:t>
+      </w:r>
+    </w:p>
+    <w:p>
+      <w:r>
+        <w:t>price</w:t>
+      </w:r>
+      <w:proofErr w:type="gramStart"/>
+      <w:r>
+        <w:t>; }</w:t>
+      </w:r>
+      <w:proofErr w:type="gramEnd"/>
       <w:r>
         <w:drawing>
           <wp:inline distT="0" distB="0" distL="0" distR="0" wp14:anchorId="4665B6E2" wp14:editId="5D00204E">
@@ -440,6 +473,58 @@
         </w:drawing>
       </w:r>
     </w:p>
+    <w:p/>
+    <w:p>
+      <w:r>
+        <w:lastRenderedPageBreak/>
+        <w:t>Step 8</w:t>
+      </w:r>
+    </w:p>
+    <w:p>
+      <w:r>
+        <w:drawing>
+          <wp:inline distT="0" distB="0" distL="0" distR="0" wp14:anchorId="6530253A" wp14:editId="25908A30">
+            <wp:extent cx="5943600" cy="1115060"/>
+            <wp:effectExtent l="0" t="0" r="0" b="8890"/>
+            <wp:docPr id="1225533913" name="Picture 1"/>
+            <wp:cNvGraphicFramePr>
+              <a:graphicFrameLocks xmlns:a="http://schemas.openxmlformats.org/drawingml/2006/main" noChangeAspect="1"/>
+            </wp:cNvGraphicFramePr>
+            <a:graphic xmlns:a="http://schemas.openxmlformats.org/drawingml/2006/main">
+              <a:graphicData uri="http://schemas.openxmlformats.org/drawingml/2006/picture">
+                <pic:pic xmlns:pic="http://schemas.openxmlformats.org/drawingml/2006/picture">
+                  <pic:nvPicPr>
+                    <pic:cNvPr id="1225533913" name=""/>
+                    <pic:cNvPicPr/>
+                  </pic:nvPicPr>
+                  <pic:blipFill>
+                    <a:blip r:embed="rId13"/>
+                    <a:stretch>
+                      <a:fillRect/>
+                    </a:stretch>
+                  </pic:blipFill>
+                  <pic:spPr>
+                    <a:xfrm>
+                      <a:off x="0" y="0"/>
+                      <a:ext cx="5943600" cy="1115060"/>
+                    </a:xfrm>
+                    <a:prstGeom prst="rect">
+                      <a:avLst/>
+                    </a:prstGeom>
+                  </pic:spPr>
+                </pic:pic>
+              </a:graphicData>
+            </a:graphic>
+          </wp:inline>
+        </w:drawing>
+      </w:r>
+    </w:p>
+    <w:p>
+      <w:r>
+        <w:t>Step 9</w:t>
+      </w:r>
+    </w:p>
+    <w:p/>
     <w:sectPr>
       <w:pgSz w:w="12240" w:h="15840"/>
       <w:pgMar w:top="1440" w:right="1440" w:bottom="1440" w:left="1440" w:header="720" w:footer="720" w:gutter="0"/>

--- a/lab3/LAB 3.docx
+++ b/lab3/LAB 3.docx
@@ -125,47 +125,14 @@
       <w:r>
         <w:t xml:space="preserve"> </w:t>
       </w:r>
-      <w:proofErr w:type="spellStart"/>
-      <w:proofErr w:type="gramStart"/>
-      <w:r>
-        <w:t>MenuItem</w:t>
-      </w:r>
-      <w:proofErr w:type="spellEnd"/>
-      <w:r>
-        <w:t>(</w:t>
-      </w:r>
-      <w:proofErr w:type="gramEnd"/>
-      <w:r>
-        <w:t xml:space="preserve">String name, int price) </w:t>
-      </w:r>
-      <w:proofErr w:type="gramStart"/>
-      <w:r>
-        <w:t>{ this.name</w:t>
-      </w:r>
-      <w:proofErr w:type="gramEnd"/>
-      <w:r>
-        <w:t xml:space="preserve"> = name; </w:t>
-      </w:r>
-      <w:proofErr w:type="spellStart"/>
-      <w:proofErr w:type="gramStart"/>
-      <w:r>
-        <w:t>this.price</w:t>
-      </w:r>
-      <w:proofErr w:type="spellEnd"/>
-      <w:proofErr w:type="gramEnd"/>
-      <w:r>
-        <w:t xml:space="preserve"> =</w:t>
-      </w:r>
-    </w:p>
-    <w:p>
-      <w:r>
-        <w:t>price</w:t>
-      </w:r>
-      <w:proofErr w:type="gramStart"/>
-      <w:r>
-        <w:t>; }</w:t>
-      </w:r>
-      <w:proofErr w:type="gramEnd"/>
+      <w:r>
+        <w:t>MenuItem(String name, int price) { this.name = name; this.price =</w:t>
+      </w:r>
+    </w:p>
+    <w:p>
+      <w:r>
+        <w:t>price; }</w:t>
+      </w:r>
       <w:r>
         <w:drawing>
           <wp:inline distT="0" distB="0" distL="0" distR="0" wp14:anchorId="4665B6E2" wp14:editId="5D00204E">
@@ -524,7 +491,45 @@
         <w:t>Step 9</w:t>
       </w:r>
     </w:p>
-    <w:p/>
+    <w:p>
+      <w:r>
+        <w:drawing>
+          <wp:inline distT="0" distB="0" distL="0" distR="0" wp14:anchorId="3AB2771E" wp14:editId="6B907AC9">
+            <wp:extent cx="5532599" cy="2347163"/>
+            <wp:effectExtent l="0" t="0" r="0" b="0"/>
+            <wp:docPr id="1589336910" name="Picture 1"/>
+            <wp:cNvGraphicFramePr>
+              <a:graphicFrameLocks xmlns:a="http://schemas.openxmlformats.org/drawingml/2006/main" noChangeAspect="1"/>
+            </wp:cNvGraphicFramePr>
+            <a:graphic xmlns:a="http://schemas.openxmlformats.org/drawingml/2006/main">
+              <a:graphicData uri="http://schemas.openxmlformats.org/drawingml/2006/picture">
+                <pic:pic xmlns:pic="http://schemas.openxmlformats.org/drawingml/2006/picture">
+                  <pic:nvPicPr>
+                    <pic:cNvPr id="1589336910" name=""/>
+                    <pic:cNvPicPr/>
+                  </pic:nvPicPr>
+                  <pic:blipFill>
+                    <a:blip r:embed="rId14"/>
+                    <a:stretch>
+                      <a:fillRect/>
+                    </a:stretch>
+                  </pic:blipFill>
+                  <pic:spPr>
+                    <a:xfrm>
+                      <a:off x="0" y="0"/>
+                      <a:ext cx="5532599" cy="2347163"/>
+                    </a:xfrm>
+                    <a:prstGeom prst="rect">
+                      <a:avLst/>
+                    </a:prstGeom>
+                  </pic:spPr>
+                </pic:pic>
+              </a:graphicData>
+            </a:graphic>
+          </wp:inline>
+        </w:drawing>
+      </w:r>
+    </w:p>
     <w:sectPr>
       <w:pgSz w:w="12240" w:h="15840"/>
       <w:pgMar w:top="1440" w:right="1440" w:bottom="1440" w:left="1440" w:header="720" w:footer="720" w:gutter="0"/>
